--- a/assignment 4.docx
+++ b/assignment 4.docx
@@ -41,7 +41,18 @@
     </w:p>
     <w:p/>
     <w:p>
-      <w:r>
+      <w:pPr>
+        <w:rPr>
+          <w:i/>
+          <w:iCs/>
+        </w:rPr>
+      </w:pPr>
+      <w:r>
+        <w:rPr>
+          <w:i/>
+          <w:iCs/>
+          <w:highlight w:val="lightGray"/>
+        </w:rPr>
         <w:t>OR</w:t>
       </w:r>
     </w:p>
@@ -265,6 +276,7 @@
         </w:numPr>
       </w:pPr>
       <w:r>
+        <w:lastRenderedPageBreak/>
         <w:t>If unsure, say “I’m not sure, but I’ll help you find out”</w:t>
       </w:r>
     </w:p>
@@ -290,7 +302,6 @@
           <w:b/>
           <w:bCs/>
         </w:rPr>
-        <w:lastRenderedPageBreak/>
         <w:t>Response (example):</w:t>
       </w:r>
     </w:p>
@@ -425,6 +436,12 @@
     <w:sectPr>
       <w:pgSz w:w="11906" w:h="16838"/>
       <w:pgMar w:top="1440" w:right="1440" w:bottom="1440" w:left="1440" w:header="708" w:footer="708" w:gutter="0"/>
+      <w:pgBorders w:offsetFrom="page">
+        <w:top w:val="single" w:sz="4" w:space="24" w:color="auto"/>
+        <w:left w:val="single" w:sz="4" w:space="24" w:color="auto"/>
+        <w:bottom w:val="single" w:sz="4" w:space="24" w:color="auto"/>
+        <w:right w:val="single" w:sz="4" w:space="24" w:color="auto"/>
+      </w:pgBorders>
       <w:cols w:space="708"/>
       <w:docGrid w:linePitch="360"/>
     </w:sectPr>
@@ -2378,6 +2395,7 @@
   <w:style w:type="character" w:default="1" w:styleId="DefaultParagraphFont">
     <w:name w:val="Default Paragraph Font"/>
     <w:uiPriority w:val="1"/>
+    <w:semiHidden/>
     <w:unhideWhenUsed/>
   </w:style>
   <w:style w:type="table" w:default="1" w:styleId="TableNormal">
@@ -2802,13 +2820,12 @@
     <w:link w:val="mineChar"/>
     <w:autoRedefine/>
     <w:qFormat/>
-    <w:rsid w:val="00FF23D8"/>
+    <w:rsid w:val="00B66409"/>
     <w:pPr>
       <w:pBdr>
         <w:bottom w:val="single" w:sz="4" w:space="1" w:color="FFFFFF" w:themeColor="text1" w:themeTint="A6"/>
       </w:pBdr>
-      <w:spacing w:before="0" w:after="120"/>
-      <w:ind w:left="-283"/>
+      <w:spacing w:before="240" w:after="120"/>
     </w:pPr>
     <w:rPr>
       <w:smallCaps/>
@@ -2819,7 +2836,7 @@
     <w:name w:val="mine Char"/>
     <w:basedOn w:val="Heading1Char"/>
     <w:link w:val="mine"/>
-    <w:rsid w:val="00FF23D8"/>
+    <w:rsid w:val="00B66409"/>
     <w:rPr>
       <w:rFonts w:ascii="Times New Roman" w:eastAsiaTheme="majorEastAsia" w:hAnsi="Times New Roman" w:cstheme="majorBidi"/>
       <w:b/>
